--- a/Backend/Director_Disclosure/Output_Disclosures/2024-25/ADANI_INFRASTRUCTURE_MANAGEMENT_SERVICES_LIMITED/DIR-8/DIR8_MAITRI_KIRANKUMAR_MEHTA_07549243.docx
+++ b/Backend/Director_Disclosure/Output_Disclosures/2024-25/ADANI_INFRASTRUCTURE_MANAGEMENT_SERVICES_LIMITED/DIR-8/DIR8_MAITRI_KIRANKUMAR_MEHTA_07549243.docx
@@ -690,7 +690,7 @@
                 <w:b w:val="0"/>
                 <w:sz w:val="23"/>
               </w:rPr>
-              <w:t>DISHMAN CARBOGEN AMCIS LIMITED</w:t>
+              <w:t>RAIPUR ENERGEN LIMITED</w:t>
             </w:r>
           </w:p>
         </w:tc>
@@ -709,7 +709,7 @@
                 <w:b w:val="0"/>
                 <w:sz w:val="23"/>
               </w:rPr>
-              <w:t>24/09/2019</w:t>
+              <w:t>01/11/2019</w:t>
             </w:r>
           </w:p>
         </w:tc>
@@ -1105,7 +1105,7 @@
           <w:b w:val="0"/>
           <w:sz w:val="23"/>
         </w:rPr>
-        <w:t xml:space="preserve">Date: 07th May, 2026</w:t>
+        <w:t xml:space="preserve">Date: 15th May, 2026</w:t>
         <w:tab/>
       </w:r>
     </w:p>

--- a/Backend/Director_Disclosure/Output_Disclosures/2024-25/ADANI_INFRASTRUCTURE_MANAGEMENT_SERVICES_LIMITED/DIR-8/DIR8_MAITRI_KIRANKUMAR_MEHTA_07549243.docx
+++ b/Backend/Director_Disclosure/Output_Disclosures/2024-25/ADANI_INFRASTRUCTURE_MANAGEMENT_SERVICES_LIMITED/DIR-8/DIR8_MAITRI_KIRANKUMAR_MEHTA_07549243.docx
@@ -1105,7 +1105,7 @@
           <w:b w:val="0"/>
           <w:sz w:val="23"/>
         </w:rPr>
-        <w:t xml:space="preserve">Date: 15th May, 2026</w:t>
+        <w:t xml:space="preserve">Date: 27th May, 2026</w:t>
         <w:tab/>
       </w:r>
     </w:p>

--- a/Backend/Director_Disclosure/Output_Disclosures/2024-25/ADANI_INFRASTRUCTURE_MANAGEMENT_SERVICES_LIMITED/DIR-8/DIR8_MAITRI_KIRANKUMAR_MEHTA_07549243.docx
+++ b/Backend/Director_Disclosure/Output_Disclosures/2024-25/ADANI_INFRASTRUCTURE_MANAGEMENT_SERVICES_LIMITED/DIR-8/DIR8_MAITRI_KIRANKUMAR_MEHTA_07549243.docx
@@ -639,7 +639,7 @@
                 <w:b w:val="0"/>
                 <w:sz w:val="23"/>
               </w:rPr>
-              <w:t>15/05/2020</w:t>
+              <w:t>24/06/2020</w:t>
             </w:r>
           </w:p>
         </w:tc>
@@ -672,76 +672,6 @@
                 <w:sz w:val="23"/>
               </w:rPr>
               <w:t>6</w:t>
-            </w:r>
-          </w:p>
-        </w:tc>
-        <w:tc>
-          <w:tcPr>
-            <w:tcW w:type="dxa" w:w="3864"/>
-          </w:tcPr>
-          <w:p>
-            <w:pPr>
-              <w:spacing w:after="0"/>
-              <w:jc w:val="both"/>
-            </w:pPr>
-            <w:r>
-              <w:rPr>
-                <w:rFonts w:ascii="Adani" w:hAnsi="Adani" w:eastAsia="Adani" w:cs="Adani"/>
-                <w:b w:val="0"/>
-                <w:sz w:val="23"/>
-              </w:rPr>
-              <w:t>RAIPUR ENERGEN LIMITED</w:t>
-            </w:r>
-          </w:p>
-        </w:tc>
-        <w:tc>
-          <w:tcPr>
-            <w:tcW w:type="dxa" w:w="2610"/>
-          </w:tcPr>
-          <w:p>
-            <w:pPr>
-              <w:spacing w:after="0"/>
-              <w:jc w:val="center"/>
-            </w:pPr>
-            <w:r>
-              <w:rPr>
-                <w:rFonts w:ascii="Adani" w:hAnsi="Adani" w:eastAsia="Adani" w:cs="Adani"/>
-                <w:b w:val="0"/>
-                <w:sz w:val="23"/>
-              </w:rPr>
-              <w:t>01/11/2019</w:t>
-            </w:r>
-          </w:p>
-        </w:tc>
-        <w:tc>
-          <w:tcPr>
-            <w:tcW w:type="dxa" w:w="2250"/>
-          </w:tcPr>
-          <w:p>
-            <w:pPr>
-              <w:spacing w:after="0"/>
-              <w:jc w:val="center"/>
-            </w:pPr>
-          </w:p>
-        </w:tc>
-      </w:tr>
-      <w:tr>
-        <w:tc>
-          <w:tcPr>
-            <w:tcW w:type="dxa" w:w="636"/>
-          </w:tcPr>
-          <w:p>
-            <w:pPr>
-              <w:spacing w:after="0"/>
-              <w:ind w:left="360"/>
-            </w:pPr>
-            <w:r>
-              <w:rPr>
-                <w:rFonts w:ascii="Adani" w:hAnsi="Adani" w:eastAsia="Adani" w:cs="Adani"/>
-                <w:b w:val="0"/>
-                <w:sz w:val="23"/>
-              </w:rPr>
-              <w:t>7</w:t>
             </w:r>
           </w:p>
         </w:tc>
@@ -811,147 +741,7 @@
                 <w:b w:val="0"/>
                 <w:sz w:val="23"/>
               </w:rPr>
-              <w:t>8</w:t>
-            </w:r>
-          </w:p>
-        </w:tc>
-        <w:tc>
-          <w:tcPr>
-            <w:tcW w:type="dxa" w:w="3864"/>
-          </w:tcPr>
-          <w:p>
-            <w:pPr>
-              <w:spacing w:after="0"/>
-              <w:jc w:val="both"/>
-            </w:pPr>
-            <w:r>
-              <w:rPr>
-                <w:rFonts w:ascii="Adani" w:hAnsi="Adani" w:eastAsia="Adani" w:cs="Adani"/>
-                <w:b w:val="0"/>
-                <w:sz w:val="23"/>
-              </w:rPr>
-              <w:t>ADANI POWER (JHARKHAND) LIMITED</w:t>
-            </w:r>
-          </w:p>
-        </w:tc>
-        <w:tc>
-          <w:tcPr>
-            <w:tcW w:type="dxa" w:w="2610"/>
-          </w:tcPr>
-          <w:p>
-            <w:pPr>
-              <w:spacing w:after="0"/>
-              <w:jc w:val="center"/>
-            </w:pPr>
-            <w:r>
-              <w:rPr>
-                <w:rFonts w:ascii="Adani" w:hAnsi="Adani" w:eastAsia="Adani" w:cs="Adani"/>
-                <w:b w:val="0"/>
-                <w:sz w:val="23"/>
-              </w:rPr>
-              <w:t>24/08/2019</w:t>
-            </w:r>
-          </w:p>
-        </w:tc>
-        <w:tc>
-          <w:tcPr>
-            <w:tcW w:type="dxa" w:w="2250"/>
-          </w:tcPr>
-          <w:p>
-            <w:pPr>
-              <w:spacing w:after="0"/>
-              <w:jc w:val="center"/>
-            </w:pPr>
-          </w:p>
-        </w:tc>
-      </w:tr>
-      <w:tr>
-        <w:tc>
-          <w:tcPr>
-            <w:tcW w:type="dxa" w:w="636"/>
-          </w:tcPr>
-          <w:p>
-            <w:pPr>
-              <w:spacing w:after="0"/>
-              <w:ind w:left="360"/>
-            </w:pPr>
-            <w:r>
-              <w:rPr>
-                <w:rFonts w:ascii="Adani" w:hAnsi="Adani" w:eastAsia="Adani" w:cs="Adani"/>
-                <w:b w:val="0"/>
-                <w:sz w:val="23"/>
-              </w:rPr>
-              <w:t>9</w:t>
-            </w:r>
-          </w:p>
-        </w:tc>
-        <w:tc>
-          <w:tcPr>
-            <w:tcW w:type="dxa" w:w="3864"/>
-          </w:tcPr>
-          <w:p>
-            <w:pPr>
-              <w:spacing w:after="0"/>
-              <w:jc w:val="both"/>
-            </w:pPr>
-            <w:r>
-              <w:rPr>
-                <w:rFonts w:ascii="Adani" w:hAnsi="Adani" w:eastAsia="Adani" w:cs="Adani"/>
-                <w:b w:val="0"/>
-                <w:sz w:val="23"/>
-              </w:rPr>
-              <w:t>GUJARAT AMBUJA EXPORTS LIMITED</w:t>
-            </w:r>
-          </w:p>
-        </w:tc>
-        <w:tc>
-          <w:tcPr>
-            <w:tcW w:type="dxa" w:w="2610"/>
-          </w:tcPr>
-          <w:p>
-            <w:pPr>
-              <w:spacing w:after="0"/>
-              <w:jc w:val="center"/>
-            </w:pPr>
-            <w:r>
-              <w:rPr>
-                <w:rFonts w:ascii="Adani" w:hAnsi="Adani" w:eastAsia="Adani" w:cs="Adani"/>
-                <w:b w:val="0"/>
-                <w:sz w:val="23"/>
-              </w:rPr>
-              <w:t>25/05/2019</w:t>
-            </w:r>
-          </w:p>
-        </w:tc>
-        <w:tc>
-          <w:tcPr>
-            <w:tcW w:type="dxa" w:w="2250"/>
-          </w:tcPr>
-          <w:p>
-            <w:pPr>
-              <w:spacing w:after="0"/>
-              <w:jc w:val="center"/>
-            </w:pPr>
-          </w:p>
-        </w:tc>
-      </w:tr>
-      <w:tr>
-        <w:tc>
-          <w:tcPr>
-            <w:tcW w:type="dxa" w:w="636"/>
-          </w:tcPr>
-          <w:p>
-            <w:pPr>
-              <w:spacing w:after="0"/>
-              <w:ind w:left="360"/>
-            </w:pPr>
-            <w:r>
-              <w:rPr>
-                <w:rFonts w:ascii="Adani" w:hAnsi="Adani" w:eastAsia="Adani" w:cs="Adani"/>
-                <w:b w:val="0"/>
-                <w:sz w:val="23"/>
-              </w:rPr>
-              <w:t>10</w:t>
+              <w:t>7</w:t>
             </w:r>
           </w:p>
         </w:tc>
@@ -1105,7 +895,7 @@
           <w:b w:val="0"/>
           <w:sz w:val="23"/>
         </w:rPr>
-        <w:t xml:space="preserve">Date: 27th May, 2026</w:t>
+        <w:t xml:space="preserve">Date: 08th June, 2026</w:t>
         <w:tab/>
       </w:r>
     </w:p>
